--- a/templates/encargo-casado.docx
+++ b/templates/encargo-casado.docx
@@ -11037,7 +11037,7 @@
           <w:sz w:val="18"/>
           <w:szCs w:val="18"/>
         </w:rPr>
-        <w:t>CLÁUSULA VIGÉSIMA CUARTA: CUMPLIMENTO DE MANDATO EN CASO DE MUERTE DEL MANDATARIO.-</w:t>
+        <w:t>CLÁUSULA VIGÉSIMA CUARTA: CUMPLIMIENTO DE MANDATO EN CASO DE MUERTE DEL MANDANTE.-</w:t>
       </w:r>
       <w:r>
         <w:rPr>
